--- a/Recommendation Generation Design Doc.docx
+++ b/Recommendation Generation Design Doc.docx
@@ -1038,56 +1038,54 @@
         <w:t xml:space="preserve"> (interactions)</w:t>
       </w:r>
     </w:p>
-    <w:p>
-      <w:r>
-        <w:t>Pros:</w:t>
-      </w:r>
-    </w:p>
-    <w:p>
-      <w:pPr>
-        <w:pStyle w:val="ListParagraph"/>
-        <w:numPr>
-          <w:ilvl w:val="0"/>
-          <w:numId w:val="4"/>
-        </w:numPr>
-      </w:pPr>
-      <w:r>
-        <w:t>Easily sca</w:t>
-      </w:r>
-      <w:r>
-        <w:t>la</w:t>
-      </w:r>
-      <w:r>
-        <w:t>ble due to low mount of data</w:t>
-      </w:r>
-    </w:p>
-    <w:p>
-      <w:pPr>
-        <w:pStyle w:val="ListParagraph"/>
-        <w:numPr>
-          <w:ilvl w:val="0"/>
-          <w:numId w:val="4"/>
-        </w:numPr>
-      </w:pPr>
-      <w:r>
-        <w:t xml:space="preserve">Does not need to </w:t>
-      </w:r>
-      <w:r>
-        <w:t>compare</w:t>
-      </w:r>
-      <w:r>
-        <w:t xml:space="preserve"> with other </w:t>
-      </w:r>
-      <w:r>
-        <w:t>users’</w:t>
-      </w:r>
-      <w:r>
-        <w:t xml:space="preserve"> data</w:t>
-      </w:r>
-    </w:p>
-    <w:p>
-      <w:r>
-        <w:t>Cons:</w:t>
+    <w:p/>
+    <w:p/>
+    <w:p/>
+    <w:p/>
+    <w:p/>
+    <w:p/>
+    <w:p>
+      <w:pPr>
+        <w:pStyle w:val="Heading3"/>
+      </w:pPr>
+      <w:bookmarkStart w:id="3" w:name="_Toc236743442"/>
+      <w:r>
+        <w:lastRenderedPageBreak/>
+        <w:t xml:space="preserve">Content based filtering </w:t>
+      </w:r>
+      <w:bookmarkEnd w:id="3"/>
+      <w:r>
+        <w:t>Implementation</w:t>
+      </w:r>
+    </w:p>
+    <w:p>
+      <w:r>
+        <w:t xml:space="preserve">To implement content-based filtering in RecSysV2, we convert our existing database tables into two matrices: an </w:t>
+      </w:r>
+      <w:r>
+        <w:rPr>
+          <w:b/>
+          <w:bCs/>
+        </w:rPr>
+        <w:t>item matrix</w:t>
+      </w:r>
+      <w:r>
+        <w:t xml:space="preserve"> (representing news articles) and a </w:t>
+      </w:r>
+      <w:r>
+        <w:rPr>
+          <w:b/>
+          <w:bCs/>
+        </w:rPr>
+        <w:t>user matrix</w:t>
+      </w:r>
+      <w:r>
+        <w:t xml:space="preserve"> (representing user preferences).</w:t>
+      </w:r>
+    </w:p>
+    <w:p>
+      <w:r>
+        <w:t>The item matrix holds two types of signals for each article:</w:t>
       </w:r>
     </w:p>
     <w:p>
@@ -1099,100 +1097,17 @@
         </w:numPr>
       </w:pPr>
       <w:r>
-        <w:t xml:space="preserve">Depends greatly </w:t>
-      </w:r>
-      <w:r>
-        <w:t>previously</w:t>
-      </w:r>
-      <w:r>
-        <w:t xml:space="preserve"> </w:t>
-      </w:r>
-      <w:r>
-        <w:t>known</w:t>
-      </w:r>
-      <w:r>
-        <w:t xml:space="preserve"> </w:t>
-      </w:r>
-      <w:r>
-        <w:t>users’</w:t>
-      </w:r>
-      <w:r>
-        <w:t xml:space="preserve"> interests</w:t>
-      </w:r>
-    </w:p>
-    <w:p/>
-    <w:p/>
-    <w:p/>
-    <w:p>
-      <w:pPr>
-        <w:pStyle w:val="Heading3"/>
-      </w:pPr>
-      <w:bookmarkStart w:id="3" w:name="_Toc236743442"/>
-      <w:r>
-        <w:lastRenderedPageBreak/>
-        <w:t xml:space="preserve">Content based filtering </w:t>
-      </w:r>
-      <w:bookmarkEnd w:id="3"/>
-      <w:r>
-        <w:t>Implementation</w:t>
-      </w:r>
-    </w:p>
-    <w:p>
-      <w:r>
-        <w:t xml:space="preserve">To implement content-based filtering in RecSysV2, we convert our existing database tables into two matrices: an </w:t>
-      </w:r>
-      <w:r>
         <w:rPr>
           <w:b/>
           <w:bCs/>
         </w:rPr>
-        <w:t>item matrix</w:t>
-      </w:r>
-      <w:r>
-        <w:t xml:space="preserve"> (representing news articles) and a </w:t>
-      </w:r>
-      <w:r>
-        <w:rPr>
-          <w:b/>
-          <w:bCs/>
-        </w:rPr>
-        <w:t>user matrix</w:t>
-      </w:r>
-      <w:r>
-        <w:t xml:space="preserve"> (representing user preferences).</w:t>
-      </w:r>
-    </w:p>
-    <w:p>
-      <w:r>
-        <w:t xml:space="preserve">The item matrix holds two types of </w:t>
-      </w:r>
-      <w:r>
-        <w:t>signals</w:t>
-      </w:r>
-      <w:r>
-        <w:t xml:space="preserve"> for each article:</w:t>
-      </w:r>
-    </w:p>
-    <w:p>
-      <w:pPr>
-        <w:pStyle w:val="ListParagraph"/>
-        <w:numPr>
-          <w:ilvl w:val="0"/>
-          <w:numId w:val="5"/>
-        </w:numPr>
-      </w:pPr>
-      <w:r>
-        <w:rPr>
-          <w:b/>
-          <w:bCs/>
-        </w:rPr>
         <w:t>Metadata</w:t>
       </w:r>
       <w:r>
         <w:t>:</w:t>
       </w:r>
       <w:r>
-        <w:t xml:space="preserve"> category and subcategory</w:t>
+        <w:t xml:space="preserve"> category</w:t>
       </w:r>
     </w:p>
     <w:p>
@@ -1326,6 +1241,68 @@
           </w:p>
         </w:tc>
       </w:tr>
+      <w:tr>
+        <w:tc>
+          <w:tcPr>
+            <w:tcW w:w="1271" w:type="dxa"/>
+          </w:tcPr>
+          <w:p>
+            <w:pPr>
+              <w:rPr>
+                <w:b/>
+                <w:bCs/>
+              </w:rPr>
+            </w:pPr>
+            <w:r>
+              <w:rPr>
+                <w:b/>
+                <w:bCs/>
+              </w:rPr>
+              <w:t>I1</w:t>
+            </w:r>
+          </w:p>
+        </w:tc>
+        <w:tc>
+          <w:tcPr>
+            <w:tcW w:w="1418" w:type="dxa"/>
+          </w:tcPr>
+          <w:p>
+            <w:pPr>
+              <w:rPr>
+                <w:b/>
+                <w:bCs/>
+              </w:rPr>
+            </w:pPr>
+            <w:r>
+              <w:rPr>
+                <w:b/>
+                <w:bCs/>
+              </w:rPr>
+              <w:t>Football</w:t>
+            </w:r>
+          </w:p>
+        </w:tc>
+        <w:tc>
+          <w:tcPr>
+            <w:tcW w:w="4536" w:type="dxa"/>
+          </w:tcPr>
+          <w:p>
+            <w:pPr>
+              <w:rPr>
+                <w:b/>
+                <w:bCs/>
+              </w:rPr>
+            </w:pPr>
+            <w:r>
+              <w:rPr>
+                <w:b/>
+                <w:bCs/>
+              </w:rPr>
+              <w:t>0.23</w:t>
+            </w:r>
+          </w:p>
+        </w:tc>
+      </w:tr>
     </w:tbl>
     <w:p/>
     <w:p>
@@ -1512,7 +1489,6 @@
         </w:rPr>
         <w:t xml:space="preserve">This lets us recommend items to users based not only on items that exactly match their category </w:t>
       </w:r>
-      <w:proofErr w:type="spellStart"/>
       <w:r>
         <w:rPr>
           <w:rFonts w:eastAsiaTheme="minorHAnsi" w:cstheme="minorBidi"/>
@@ -1520,9 +1496,8 @@
           <w:iCs w:val="0"/>
           <w:color w:val="auto"/>
         </w:rPr>
-        <w:t>preferenc</w:t>
-      </w:r>
-      <w:proofErr w:type="spellEnd"/>
+        <w:t>preference</w:t>
+      </w:r>
       <w:r>
         <w:rPr>
           <w:rFonts w:eastAsiaTheme="minorHAnsi" w:cstheme="minorBidi"/>
@@ -1530,17 +1505,19 @@
           <w:iCs w:val="0"/>
           <w:color w:val="auto"/>
         </w:rPr>
-        <w:t xml:space="preserve"> </w:t>
-      </w:r>
-      <w:r>
+        <w:t xml:space="preserve"> but also documents that match their preference despite having a different category.</w:t>
+      </w:r>
+    </w:p>
+    <w:p>
+      <w:pPr>
+        <w:pStyle w:val="Heading4"/>
         <w:rPr>
           <w:rFonts w:eastAsiaTheme="minorHAnsi" w:cstheme="minorBidi"/>
           <w:i w:val="0"/>
           <w:iCs w:val="0"/>
           <w:color w:val="auto"/>
         </w:rPr>
-        <w:t>e but</w:t>
-      </w:r>
+      </w:pPr>
       <w:r>
         <w:rPr>
           <w:rFonts w:eastAsiaTheme="minorHAnsi" w:cstheme="minorBidi"/>
@@ -1548,7 +1525,25 @@
           <w:iCs w:val="0"/>
           <w:color w:val="auto"/>
         </w:rPr>
-        <w:t xml:space="preserve"> also documents that match their preference despite having a different category. For example, if a politics category document mentions football a lot, this would be recommended to users that have a football category preference, even though the document doesn't have football as its category the TF-IDF score for the word 'football' is high, the politics document's TF-IDF vector will have a strong value on the 'football'</w:t>
+        <w:t xml:space="preserve"> For example, if a politics category document mentions football a lot, this would be recommended to users that have a football category preference, even though the document doesn't have football as its category the TF-IDF score for the word 'football' is high, the politics document's TF-IDF vector will have a strong </w:t>
+      </w:r>
+      <w:r>
+        <w:rPr>
+          <w:rFonts w:eastAsiaTheme="minorHAnsi" w:cstheme="minorBidi"/>
+          <w:i w:val="0"/>
+          <w:iCs w:val="0"/>
+          <w:color w:val="auto"/>
+        </w:rPr>
+        <w:t>correlation</w:t>
+      </w:r>
+      <w:r>
+        <w:rPr>
+          <w:rFonts w:eastAsiaTheme="minorHAnsi" w:cstheme="minorBidi"/>
+          <w:i w:val="0"/>
+          <w:iCs w:val="0"/>
+          <w:color w:val="auto"/>
+        </w:rPr>
+        <w:t xml:space="preserve"> on the 'football'</w:t>
       </w:r>
       <w:r>
         <w:rPr>
@@ -1688,49 +1683,6 @@
       </w:tr>
     </w:tbl>
     <w:p/>
-    <w:p>
-      <w:r>
-        <w:t>TF-IDF</w:t>
-      </w:r>
-      <w:r>
-        <w:t xml:space="preserve"> (</w:t>
-      </w:r>
-      <w:r>
-        <w:t>Term Frequency-Inverse Document Frequency</w:t>
-      </w:r>
-      <w:r>
-        <w:t xml:space="preserve">) gives words an importance score to the document depending on how often it is mentioned within that document </w:t>
-      </w:r>
-      <w:r>
-        <w:t>offset by how many documents across the corpus contain that word at all</w:t>
-      </w:r>
-      <w:r>
-        <w:t xml:space="preserve">. </w:t>
-      </w:r>
-    </w:p>
-    <w:p>
-      <w:r>
-        <w:t xml:space="preserve">For </w:t>
-      </w:r>
-      <w:r>
-        <w:t>example,</w:t>
-      </w:r>
-      <w:r>
-        <w:t xml:space="preserve"> if the word “football” appears many times within document X but not many times across the whole corpus of documents </w:t>
-      </w:r>
-      <w:r>
-        <w:t>it’s</w:t>
-      </w:r>
-      <w:r>
-        <w:t xml:space="preserve"> safe to say document X might be related to football</w:t>
-      </w:r>
-      <w:r>
-        <w:t xml:space="preserve"> and </w:t>
-      </w:r>
-      <w:r>
-        <w:t>then "football" gets a high TF-IDF score in document X</w:t>
-      </w:r>
-    </w:p>
     <w:p/>
     <w:p/>
     <w:p/>
@@ -1740,6 +1692,7 @@
         <w:pStyle w:val="Heading4"/>
       </w:pPr>
       <w:r>
+        <w:lastRenderedPageBreak/>
         <w:t>How to recommend Items outside of user preference vector using TF-IDF</w:t>
       </w:r>
     </w:p>
@@ -1754,412 +1707,263 @@
           <w:ilvl w:val="0"/>
           <w:numId w:val="11"/>
         </w:numPr>
+        <w:rPr>
+          <w:noProof/>
+        </w:rPr>
       </w:pPr>
       <w:r>
         <w:rPr>
           <w:b/>
           <w:bCs/>
         </w:rPr>
-        <w:t>Build the item matrix</w:t>
-      </w:r>
-      <w:r>
-        <w:t xml:space="preserve"> — For every news article, compute a TF-IDF vector from its title + abstract text. Also store its category/subcategory as metadata.</w:t>
-      </w:r>
-    </w:p>
-    <w:p>
-      <w:pPr>
-        <w:numPr>
-          <w:ilvl w:val="0"/>
-          <w:numId w:val="11"/>
-        </w:numPr>
-      </w:pPr>
-      <w:r>
+        <w:t xml:space="preserve"> </w:t>
+      </w:r>
+    </w:p>
+    <w:p>
+      <w:pPr>
+        <w:rPr>
+          <w:noProof/>
+        </w:rPr>
+      </w:pPr>
+    </w:p>
+    <w:p>
+      <w:pPr>
+        <w:rPr>
+          <w:noProof/>
+        </w:rPr>
+      </w:pPr>
+      <w:r>
+        <w:rPr>
+          <w:noProof/>
+        </w:rPr>
+        <w:t xml:space="preserve">Category vector matrix </w:t>
+      </w:r>
+      <w:r>
+        <w:rPr>
+          <w:noProof/>
+        </w:rPr>
+        <w:t>(held im memory alongside user and item)</w:t>
+      </w:r>
+    </w:p>
+    <w:p>
+      <w:pPr>
+        <w:rPr>
+          <w:noProof/>
+        </w:rPr>
+      </w:pPr>
+      <w:r>
+        <w:rPr>
+          <w:noProof/>
+        </w:rPr>
+        <w:t>category_vectors = { "Football": [0.02, 0.15, 0.00, ...], &lt;- averaged from all Football items "Politics": [0.01, 0.03, 0.20, ...], &lt;- averaged from all Politics items ... }</w:t>
+      </w:r>
+    </w:p>
+    <w:p>
+      <w:pPr>
+        <w:rPr>
+          <w:noProof/>
+        </w:rPr>
+      </w:pPr>
+    </w:p>
+    <w:p>
+      <w:pPr>
+        <w:rPr>
+          <w:noProof/>
+        </w:rPr>
+      </w:pPr>
+    </w:p>
+    <w:p>
+      <w:pPr>
+        <w:rPr>
+          <w:noProof/>
+        </w:rPr>
+      </w:pPr>
+    </w:p>
+    <w:p>
+      <w:pPr>
+        <w:rPr>
+          <w:noProof/>
+        </w:rPr>
+      </w:pPr>
+    </w:p>
+    <w:p>
+      <w:pPr>
+        <w:rPr>
+          <w:noProof/>
+        </w:rPr>
+      </w:pPr>
+    </w:p>
+    <w:p>
+      <w:pPr>
+        <w:rPr>
+          <w:noProof/>
+        </w:rPr>
+      </w:pPr>
+    </w:p>
+    <w:p>
+      <w:pPr>
+        <w:rPr>
+          <w:noProof/>
+        </w:rPr>
+      </w:pPr>
+    </w:p>
+    <w:p>
+      <w:pPr>
+        <w:rPr>
+          <w:noProof/>
+        </w:rPr>
+      </w:pPr>
+    </w:p>
+    <w:p>
+      <w:pPr>
+        <w:rPr>
+          <w:noProof/>
+        </w:rPr>
+      </w:pPr>
+    </w:p>
+    <w:p>
+      <w:pPr>
+        <w:rPr>
+          <w:noProof/>
+        </w:rPr>
+      </w:pPr>
+    </w:p>
+    <w:p>
+      <w:pPr>
+        <w:rPr>
+          <w:noProof/>
+        </w:rPr>
+      </w:pPr>
+    </w:p>
+    <w:p>
+      <w:pPr>
+        <w:rPr>
+          <w:noProof/>
+        </w:rPr>
+      </w:pPr>
+    </w:p>
+    <w:p>
+      <w:pPr>
+        <w:rPr>
+          <w:noProof/>
+        </w:rPr>
+      </w:pPr>
+    </w:p>
+    <w:p>
+      <w:pPr>
+        <w:rPr>
+          <w:noProof/>
+        </w:rPr>
+      </w:pPr>
+    </w:p>
+    <w:p>
+      <w:pPr>
+        <w:rPr>
+          <w:noProof/>
+        </w:rPr>
+      </w:pPr>
+    </w:p>
+    <w:p>
+      <w:pPr>
+        <w:rPr>
+          <w:noProof/>
+        </w:rPr>
+      </w:pPr>
+    </w:p>
+    <w:p>
+      <w:pPr>
+        <w:rPr>
+          <w:noProof/>
+        </w:rPr>
+      </w:pPr>
+    </w:p>
+    <w:p>
+      <w:pPr>
+        <w:rPr>
+          <w:noProof/>
+        </w:rPr>
+      </w:pPr>
+    </w:p>
+    <w:p>
+      <w:pPr>
+        <w:rPr>
+          <w:noProof/>
+        </w:rPr>
+      </w:pPr>
+    </w:p>
+    <w:p>
+      <w:pPr>
+        <w:rPr>
+          <w:noProof/>
+        </w:rPr>
+      </w:pPr>
+    </w:p>
+    <w:p/>
+    <w:p>
+      <w:pPr>
         <w:rPr>
           <w:b/>
           <w:bCs/>
         </w:rPr>
-        <w:t>Build the user matrix</w:t>
-      </w:r>
-      <w:r>
-        <w:t xml:space="preserve"> — For every user, just store their declared category preference (e.g. "Football"). No TF-IDF needed here, since users only give a category, not text.</w:t>
-      </w:r>
-    </w:p>
-    <w:p>
-      <w:pPr>
-        <w:numPr>
-          <w:ilvl w:val="0"/>
-          <w:numId w:val="11"/>
-        </w:numPr>
-      </w:pPr>
+      </w:pPr>
+      <w:bookmarkStart w:id="4" w:name="_Toc236743443"/>
+      <w:r>
+        <w:rPr>
+          <w:rStyle w:val="Heading3Char"/>
+        </w:rPr>
+        <w:lastRenderedPageBreak/>
+        <w:t>Collaborative filtering</w:t>
+      </w:r>
+      <w:bookmarkEnd w:id="4"/>
       <w:r>
         <w:rPr>
           <w:b/>
           <w:bCs/>
         </w:rPr>
-        <w:t>Build category vectors</w:t>
-      </w:r>
-      <w:r>
-        <w:t xml:space="preserve"> — For each category (e.g. Football, Politics), take all items tagged with that category and average their TF-IDF vectors together. This gives one "typical Football article" vector, one "typical Politics article" vector, etc.</w:t>
-      </w:r>
-    </w:p>
-    <w:p>
-      <w:pPr>
-        <w:numPr>
-          <w:ilvl w:val="0"/>
-          <w:numId w:val="11"/>
-        </w:numPr>
-      </w:pPr>
-      <w:r>
-        <w:rPr>
-          <w:b/>
-          <w:bCs/>
-        </w:rPr>
-        <w:t>Map each user to a category vector</w:t>
-      </w:r>
-      <w:r>
-        <w:t xml:space="preserve"> — A user who prefers "Football" is simply pointed at the Football category vector from step 3. No per-user vector needs to be built.</w:t>
-      </w:r>
-    </w:p>
-    <w:p>
-      <w:pPr>
-        <w:numPr>
-          <w:ilvl w:val="0"/>
-          <w:numId w:val="11"/>
-        </w:numPr>
-      </w:pPr>
-      <w:r>
-        <w:rPr>
-          <w:b/>
-          <w:bCs/>
-        </w:rPr>
-        <w:t>Compute similarity</w:t>
-      </w:r>
-      <w:r>
-        <w:t xml:space="preserve"> — Compare that category vector against </w:t>
-      </w:r>
-      <w:r>
-        <w:rPr>
-          <w:i/>
-          <w:iCs/>
-        </w:rPr>
-        <w:t>every</w:t>
-      </w:r>
-      <w:r>
-        <w:t xml:space="preserve"> item's TF-IDF vector (not just items already tagged with that category), using cosine similarity.</w:t>
-      </w:r>
-    </w:p>
-    <w:p>
-      <w:pPr>
-        <w:numPr>
-          <w:ilvl w:val="0"/>
-          <w:numId w:val="11"/>
-        </w:numPr>
+        <w:t xml:space="preserve"> </w:t>
+      </w:r>
+    </w:p>
+    <w:p>
+      <w:r>
+        <w:t xml:space="preserve">The basic idea of collaborative filtering is that collaborative filtering </w:t>
+      </w:r>
+      <w:proofErr w:type="gramStart"/>
+      <w:r>
+        <w:t>make</w:t>
+      </w:r>
+      <w:proofErr w:type="gramEnd"/>
+      <w:r>
+        <w:t xml:space="preserve"> predictions based on the opinions of users with similar characteristics [9] [4].</w:t>
+      </w:r>
+    </w:p>
+    <w:p>
+      <w:r>
+        <w:t>The fundamental assumption of CF is that if users X and Y rate n items similarly, or have similar behaviours (e.g., buying, watching, listening), and hence will rate or act on other items similarly [</w:t>
+      </w:r>
+      <w:r>
+        <w:t>1</w:t>
+      </w:r>
+      <w:r>
+        <w:t>].</w:t>
+      </w:r>
+      <w:r>
+        <w:t xml:space="preserve"> </w:t>
+      </w:r>
+      <w:r>
+        <w:t>The ratings can either be explicit indications, and so forth, on a 1–5 scale, or implicit indications, such as purchases or click-throughs [4]. For example, we can convert the list of people and the movies they like or dislike (Table 1(a)) to a user-item ratings matrix (Table 1(b)), in which Tony is the active user that we want to make recommendations for.</w:t>
+      </w:r>
+      <w:r>
+        <w:t xml:space="preserve"> [1]</w:t>
+      </w:r>
+    </w:p>
+    <w:p>
+      <w:pPr>
+        <w:jc w:val="center"/>
+      </w:pPr>
+      <w:r>
         <w:rPr>
           <w:noProof/>
         </w:rPr>
-      </w:pPr>
-      <w:r>
-        <w:rPr>
-          <w:b/>
-          <w:bCs/>
-        </w:rPr>
-        <w:t>Rank and output</w:t>
-      </w:r>
-      <w:r>
-        <w:t xml:space="preserve"> — Sort items by similarity </w:t>
-      </w:r>
-      <w:proofErr w:type="gramStart"/>
-      <w:r>
-        <w:t>score, and</w:t>
-      </w:r>
-      <w:proofErr w:type="gramEnd"/>
-      <w:r>
-        <w:t xml:space="preserve"> return the top N as that user's recommendations. This is what surfaces cross-category matches — e.g. a Politics article that scores highly against the Football vector because it uses a lot </w:t>
-      </w:r>
-    </w:p>
-    <w:p>
-      <w:pPr>
-        <w:rPr>
-          <w:noProof/>
-        </w:rPr>
-      </w:pPr>
-    </w:p>
-    <w:p>
-      <w:pPr>
-        <w:rPr>
-          <w:noProof/>
-        </w:rPr>
-      </w:pPr>
-      <w:r>
-        <w:rPr>
-          <w:noProof/>
-        </w:rPr>
-        <w:t>Category vector matrix</w:t>
-      </w:r>
-      <w:r>
-        <w:rPr>
-          <w:noProof/>
-        </w:rPr>
-        <w:t xml:space="preserve"> </w:t>
-      </w:r>
-      <w:r>
-        <w:rPr>
-          <w:noProof/>
-        </w:rPr>
-        <w:t>(held im memory alongside user and item)</w:t>
-      </w:r>
-    </w:p>
-    <w:p>
-      <w:pPr>
-        <w:rPr>
-          <w:noProof/>
-        </w:rPr>
-      </w:pPr>
-      <w:r>
-        <w:rPr>
-          <w:noProof/>
-        </w:rPr>
-        <w:t>category_vectors = { "Football": [0.02, 0.15, 0.00, ...], &lt;- averaged from all Football items "Politics": [0.01, 0.03, 0.20, ...], &lt;- averaged from all Politics items ... }</w:t>
-      </w:r>
-    </w:p>
-    <w:p>
-      <w:pPr>
-        <w:rPr>
-          <w:noProof/>
-        </w:rPr>
-      </w:pPr>
-    </w:p>
-    <w:p>
-      <w:pPr>
-        <w:rPr>
-          <w:noProof/>
-        </w:rPr>
-      </w:pPr>
-    </w:p>
-    <w:p>
-      <w:pPr>
-        <w:rPr>
-          <w:noProof/>
-        </w:rPr>
-      </w:pPr>
-    </w:p>
-    <w:p>
-      <w:pPr>
-        <w:rPr>
-          <w:noProof/>
-        </w:rPr>
-      </w:pPr>
-    </w:p>
-    <w:p>
-      <w:pPr>
-        <w:rPr>
-          <w:noProof/>
-        </w:rPr>
-      </w:pPr>
-    </w:p>
-    <w:p>
-      <w:pPr>
-        <w:rPr>
-          <w:noProof/>
-        </w:rPr>
-      </w:pPr>
-    </w:p>
-    <w:p>
-      <w:pPr>
-        <w:rPr>
-          <w:noProof/>
-        </w:rPr>
-      </w:pPr>
-    </w:p>
-    <w:p>
-      <w:pPr>
-        <w:rPr>
-          <w:noProof/>
-        </w:rPr>
-      </w:pPr>
-    </w:p>
-    <w:p>
-      <w:pPr>
-        <w:rPr>
-          <w:noProof/>
-        </w:rPr>
-      </w:pPr>
-    </w:p>
-    <w:p>
-      <w:pPr>
-        <w:rPr>
-          <w:noProof/>
-        </w:rPr>
-      </w:pPr>
-    </w:p>
-    <w:p>
-      <w:pPr>
-        <w:rPr>
-          <w:noProof/>
-        </w:rPr>
-      </w:pPr>
-    </w:p>
-    <w:p>
-      <w:pPr>
-        <w:rPr>
-          <w:noProof/>
-        </w:rPr>
-      </w:pPr>
-    </w:p>
-    <w:p>
-      <w:pPr>
-        <w:rPr>
-          <w:noProof/>
-        </w:rPr>
-      </w:pPr>
-    </w:p>
-    <w:p>
-      <w:pPr>
-        <w:rPr>
-          <w:noProof/>
-        </w:rPr>
-      </w:pPr>
-    </w:p>
-    <w:p>
-      <w:pPr>
-        <w:rPr>
-          <w:noProof/>
-        </w:rPr>
-      </w:pPr>
-    </w:p>
-    <w:p>
-      <w:pPr>
-        <w:rPr>
-          <w:noProof/>
-        </w:rPr>
-      </w:pPr>
-    </w:p>
-    <w:p>
-      <w:pPr>
-        <w:rPr>
-          <w:noProof/>
-        </w:rPr>
-      </w:pPr>
-    </w:p>
-    <w:p>
-      <w:pPr>
-        <w:rPr>
-          <w:noProof/>
-        </w:rPr>
-      </w:pPr>
-    </w:p>
-    <w:p>
-      <w:pPr>
-        <w:rPr>
-          <w:noProof/>
-        </w:rPr>
-      </w:pPr>
-    </w:p>
-    <w:p>
-      <w:pPr>
-        <w:rPr>
-          <w:noProof/>
-        </w:rPr>
-      </w:pPr>
-    </w:p>
-    <w:p>
-      <w:pPr>
-        <w:rPr>
-          <w:noProof/>
-        </w:rPr>
-      </w:pPr>
-    </w:p>
-    <w:p>
-      <w:pPr>
-        <w:rPr>
-          <w:noProof/>
-        </w:rPr>
-      </w:pPr>
-    </w:p>
-    <w:p/>
-    <w:p>
-      <w:pPr>
-        <w:rPr>
-          <w:b/>
-          <w:bCs/>
-        </w:rPr>
-      </w:pPr>
-      <w:bookmarkStart w:id="4" w:name="_Toc236743443"/>
-      <w:r>
-        <w:rPr>
-          <w:rStyle w:val="Heading3Char"/>
-        </w:rPr>
-        <w:t>Collaborative filtering</w:t>
-      </w:r>
-      <w:bookmarkEnd w:id="4"/>
-      <w:r>
-        <w:rPr>
-          <w:b/>
-          <w:bCs/>
-        </w:rPr>
-        <w:t xml:space="preserve"> </w:t>
-      </w:r>
-    </w:p>
-    <w:p>
-      <w:r>
-        <w:t>T</w:t>
-      </w:r>
-      <w:r>
-        <w:t>he basic idea of collaborative filtering is that collaborative</w:t>
-      </w:r>
-      <w:r>
-        <w:t xml:space="preserve"> </w:t>
-      </w:r>
-      <w:r>
-        <w:t xml:space="preserve">filtering </w:t>
-      </w:r>
-      <w:proofErr w:type="gramStart"/>
-      <w:r>
-        <w:t>make</w:t>
-      </w:r>
-      <w:proofErr w:type="gramEnd"/>
-      <w:r>
-        <w:t xml:space="preserve"> predictions based on the opinions of users with</w:t>
-      </w:r>
-      <w:r>
-        <w:t xml:space="preserve"> </w:t>
-      </w:r>
-      <w:r>
-        <w:t>similar characteristics [9]</w:t>
-      </w:r>
-      <w:r>
-        <w:t xml:space="preserve"> [4].</w:t>
-      </w:r>
-    </w:p>
-    <w:p>
-      <w:r>
-        <w:t>The fundamental assumption of CF is that if users X and Y rate n items similarly, or have similar behaviours (e.g., buying, watching, listening), and hence will rate or act on other items similarly [</w:t>
-      </w:r>
-      <w:r>
-        <w:t>1</w:t>
-      </w:r>
-      <w:r>
-        <w:t>].</w:t>
-      </w:r>
-      <w:r>
-        <w:t xml:space="preserve"> </w:t>
-      </w:r>
-      <w:r>
-        <w:t>The ratings can either be explicit indications, and so forth, on a 1–5 scale, or implicit indications, such as purchases or click-throughs [4]. For example, we can convert the list of people and the movies they like or dislike (Table 1(a)) to a user-item ratings matrix (Table 1(b)), in which Tony is the active user that we want to make recommendations for.</w:t>
-      </w:r>
-      <w:r>
-        <w:t xml:space="preserve"> [1]</w:t>
-      </w:r>
-    </w:p>
-    <w:p>
-      <w:pPr>
-        <w:jc w:val="center"/>
-      </w:pPr>
-      <w:r>
-        <w:rPr>
-          <w:noProof/>
-        </w:rPr>
-        <w:lastRenderedPageBreak/>
         <w:drawing>
           <wp:inline distT="0" distB="0" distL="0" distR="0" wp14:anchorId="59DA76FA" wp14:editId="2D13297E">
             <wp:extent cx="2870200" cy="2760552"/>
@@ -2204,24 +2008,14 @@
       <w:r>
         <w:t xml:space="preserve">Figure </w:t>
       </w:r>
-      <w:r>
-        <w:fldChar w:fldCharType="begin"/>
-      </w:r>
-      <w:r>
-        <w:instrText xml:space="preserve"> SEQ Figure \* ARABIC </w:instrText>
-      </w:r>
-      <w:r>
-        <w:fldChar w:fldCharType="separate"/>
-      </w:r>
-      <w:r>
-        <w:rPr>
-          <w:noProof/>
-        </w:rPr>
-        <w:t>1</w:t>
-      </w:r>
-      <w:r>
-        <w:fldChar w:fldCharType="end"/>
-      </w:r>
+      <w:fldSimple w:instr=" SEQ Figure \* ARABIC ">
+        <w:r>
+          <w:rPr>
+            <w:noProof/>
+          </w:rPr>
+          <w:t>1</w:t>
+        </w:r>
+      </w:fldSimple>
       <w:r>
         <w:t>[1]</w:t>
       </w:r>
@@ -2244,13 +2038,7 @@
     </w:p>
     <w:p>
       <w:r>
-        <w:t xml:space="preserve">Memory-based recommender systems, or </w:t>
-      </w:r>
-      <w:r>
-        <w:t>neighbour</w:t>
-      </w:r>
-      <w:r>
-        <w:t xml:space="preserve">-based systems, are extensions of </w:t>
+        <w:t xml:space="preserve">Memory-based recommender systems, or neighbour-based systems, are extensions of </w:t>
       </w:r>
       <w:hyperlink r:id="rId7" w:tgtFrame="_self" w:history="1">
         <w:r>
@@ -2273,13 +2061,7 @@
         </w:r>
       </w:hyperlink>
       <w:r>
-        <w:t xml:space="preserve"> because they attempt to predict a target user’s </w:t>
-      </w:r>
-      <w:r>
-        <w:t>behaviour</w:t>
-      </w:r>
-      <w:r>
-        <w:t xml:space="preserve"> toward a given item based on similar users or set of </w:t>
+        <w:t xml:space="preserve"> because they attempt to predict a target user’s behaviour toward a given item based on similar users or set of </w:t>
       </w:r>
       <w:proofErr w:type="gramStart"/>
       <w:r>
@@ -2292,25 +2074,7 @@
     </w:p>
     <w:p>
       <w:r>
-        <w:t>Memory-based collaborative filtering utilizes the entire</w:t>
-      </w:r>
-      <w:r>
-        <w:t xml:space="preserve"> </w:t>
-      </w:r>
-      <w:r>
-        <w:t>user-item data to generate predictions. The system uses</w:t>
-      </w:r>
-      <w:r>
-        <w:t xml:space="preserve"> </w:t>
-      </w:r>
-      <w:r>
-        <w:t>statistical methods to search for a set of users who have similar</w:t>
-      </w:r>
-      <w:r>
-        <w:t xml:space="preserve"> </w:t>
-      </w:r>
-      <w:r>
-        <w:t>transactions history to the active user</w:t>
+        <w:t>Memory-based collaborative filtering utilizes the entire user-item data to generate predictions. The system uses statistical methods to search for a set of users who have similar transactions history to the active user</w:t>
       </w:r>
       <w:r>
         <w:t xml:space="preserve"> [4].</w:t>
@@ -2320,75 +2084,37 @@
     <w:p/>
     <w:p>
       <w:r>
+        <w:lastRenderedPageBreak/>
         <w:t xml:space="preserve">Using nearest </w:t>
       </w:r>
       <w:r>
         <w:t>neighbour</w:t>
       </w:r>
       <w:r>
-        <w:t>, to recommend items for user U, the</w:t>
+        <w:t xml:space="preserve">, to recommend items for user U, the system looks for other users that have similar transaction history to user U. Having obtained the list of users that are </w:t>
+      </w:r>
+      <w:r>
+        <w:t>like</w:t>
+      </w:r>
+      <w:r>
+        <w:t xml:space="preserve"> user U, the system searches for products purchased by the users </w:t>
+      </w:r>
+      <w:r>
+        <w:t>like</w:t>
+      </w:r>
+      <w:r>
+        <w:t xml:space="preserve"> user U and recommends products that user U, sorted by best-selling criteria. Fig. 2 illustrates how nearest </w:t>
+      </w:r>
+      <w:r>
+        <w:t>neighbour</w:t>
+      </w:r>
+      <w:r>
+        <w:t xml:space="preserve"> method generates recommendations</w:t>
       </w:r>
       <w:r>
         <w:t xml:space="preserve"> </w:t>
       </w:r>
       <w:r>
-        <w:t>system looks for other users that have similar transaction</w:t>
-      </w:r>
-      <w:r>
-        <w:t xml:space="preserve"> </w:t>
-      </w:r>
-      <w:r>
-        <w:t>history to user U. Having obtained the list of users that are</w:t>
-      </w:r>
-      <w:r>
-        <w:t xml:space="preserve"> </w:t>
-      </w:r>
-      <w:r>
-        <w:t>like</w:t>
-      </w:r>
-      <w:r>
-        <w:t xml:space="preserve"> user U, the system searches for products purchased</w:t>
-      </w:r>
-      <w:r>
-        <w:t xml:space="preserve"> </w:t>
-      </w:r>
-      <w:r>
-        <w:t xml:space="preserve">by the users </w:t>
-      </w:r>
-      <w:r>
-        <w:t>like</w:t>
-      </w:r>
-      <w:r>
-        <w:t xml:space="preserve"> user U and recommends products that</w:t>
-      </w:r>
-      <w:r>
-        <w:t xml:space="preserve"> </w:t>
-      </w:r>
-      <w:r>
-        <w:t>user U, sorted by best-selling</w:t>
-      </w:r>
-      <w:r>
-        <w:t xml:space="preserve"> </w:t>
-      </w:r>
-      <w:r>
-        <w:t xml:space="preserve">criteria. Fig. 2 illustrates how nearest </w:t>
-      </w:r>
-      <w:r>
-        <w:t>neighbour</w:t>
-      </w:r>
-      <w:r>
-        <w:t xml:space="preserve"> method</w:t>
-      </w:r>
-      <w:r>
-        <w:t xml:space="preserve"> </w:t>
-      </w:r>
-      <w:r>
-        <w:t>generates recommendations</w:t>
-      </w:r>
-      <w:r>
-        <w:t xml:space="preserve"> </w:t>
-      </w:r>
-      <w:r>
         <w:t>[4]</w:t>
       </w:r>
       <w:r>
@@ -2400,6 +2126,9 @@
         <w:jc w:val="center"/>
       </w:pPr>
       <w:r>
+        <w:rPr>
+          <w:noProof/>
+        </w:rPr>
         <w:drawing>
           <wp:inline distT="0" distB="0" distL="0" distR="0" wp14:anchorId="197B8EAD" wp14:editId="6800E593">
             <wp:extent cx="4133849" cy="1543050"/>
@@ -2449,10 +2178,7 @@
     <w:p/>
     <w:p>
       <w:r>
-        <w:t xml:space="preserve">Model based </w:t>
-      </w:r>
-      <w:r>
-        <w:t>collaborative filtering</w:t>
+        <w:t>Model based collaborative filtering</w:t>
       </w:r>
     </w:p>
     <w:p>
@@ -2463,10 +2189,7 @@
         <w:t>learning techniques</w:t>
       </w:r>
       <w:r>
-        <w:t xml:space="preserve"> to create a model to generate recommendation</w:t>
-      </w:r>
-      <w:r>
-        <w:t xml:space="preserve"> [4].</w:t>
+        <w:t xml:space="preserve"> to create a model to generate recommendation [4].</w:t>
       </w:r>
     </w:p>
     <w:p>
@@ -2618,6 +2341,7 @@
           <w:b/>
           <w:bCs/>
         </w:rPr>
+        <w:lastRenderedPageBreak/>
         <w:t>1. Train MF on MIND, transfer the item factors</w:t>
       </w:r>
       <w:r>
@@ -2715,11 +2439,7 @@
         <w:t>did</w:t>
       </w:r>
       <w:r>
-        <w:t xml:space="preserve"> give you — e.g., average together the latent factor </w:t>
-      </w:r>
-      <w:r>
-        <w:lastRenderedPageBreak/>
-        <w:t xml:space="preserve">vectors of all items in their preferred category, </w:t>
+        <w:t xml:space="preserve"> give you — e.g., average together the latent factor vectors of all items in their preferred category, </w:t>
       </w:r>
       <w:proofErr w:type="gramStart"/>
       <w:r>
@@ -2776,6 +2496,7 @@
     </w:p>
     <w:p>
       <w:r>
+        <w:lastRenderedPageBreak/>
         <w:t>Content-based recommendations address the cold-start problem for new users, while collaborative filtering leverages behavioural patterns learned from the MIND dataset.</w:t>
       </w:r>
     </w:p>
@@ -2853,11 +2574,7 @@
       </w:r>
       <w:proofErr w:type="spellEnd"/>
       <w:r>
-        <w:t xml:space="preserve"> from user and other </w:t>
-      </w:r>
-      <w:r>
-        <w:lastRenderedPageBreak/>
-        <w:t xml:space="preserve">users whereas </w:t>
+        <w:t xml:space="preserve"> from user and other users whereas </w:t>
       </w:r>
       <w:proofErr w:type="spellStart"/>
       <w:r>
@@ -2890,6 +2607,7 @@
       </w:pPr>
       <w:bookmarkStart w:id="5" w:name="_Toc236743444"/>
       <w:r>
+        <w:lastRenderedPageBreak/>
         <w:t>Common wording</w:t>
       </w:r>
       <w:r>
@@ -3078,7 +2796,6 @@
           <w:b/>
           <w:bCs/>
         </w:rPr>
-        <w:lastRenderedPageBreak/>
         <w:t>S</w:t>
       </w:r>
       <w:r>
@@ -3425,7 +3142,6 @@
         <w:pStyle w:val="Heading2"/>
       </w:pPr>
       <w:r>
-        <w:lastRenderedPageBreak/>
         <w:t>No</w:t>
       </w:r>
       <w:r>
@@ -3477,6 +3193,7 @@
     </w:p>
     <w:p>
       <w:r>
+        <w:lastRenderedPageBreak/>
         <w:t xml:space="preserve">Using age and gender within </w:t>
       </w:r>
       <w:proofErr w:type="gramStart"/>
@@ -5665,6 +5382,7 @@
   <w:style w:type="character" w:default="1" w:styleId="DefaultParagraphFont">
     <w:name w:val="Default Paragraph Font"/>
     <w:uiPriority w:val="1"/>
+    <w:semiHidden/>
     <w:unhideWhenUsed/>
   </w:style>
   <w:style w:type="table" w:default="1" w:styleId="TableNormal">
